--- a/viewpoint_planner/docs/viewpoint_planner_sistem_tanimi.docx
+++ b/viewpoint_planner/docs/viewpoint_planner_sistem_tanimi.docx
@@ -248,7 +248,7 @@
               <w:rPr>
                 <w:sz w:val="17"/>
               </w:rPr>
-              <w:t>Gerçek robot kaplaması</w:t>
+              <w:t>Planlayıcının yazdığı kaplama</w:t>
             </w:r>
           </w:p>
         </w:tc>
@@ -262,7 +262,7 @@
               <w:rPr>
                 <w:sz w:val="17"/>
               </w:rPr>
-              <w:t>%81.3</w:t>
+              <w:t>2546 / 4270 hedef nokta (%59.63) — plan üretildiğindeki küme için</w:t>
             </w:r>
           </w:p>
         </w:tc>
@@ -278,7 +278,7 @@
               <w:rPr>
                 <w:sz w:val="17"/>
               </w:rPr>
-              <w:t>Simülasyon kaplaması</w:t>
+              <w:t>Koşan küme, planlayıcı modeliyle yeniden hesap</w:t>
             </w:r>
           </w:p>
         </w:tc>
@@ -292,7 +292,67 @@
               <w:rPr>
                 <w:sz w:val="17"/>
               </w:rPr>
-              <w:t>%92.3</w:t>
+              <w:t>%54.63</w:t>
+            </w:r>
+          </w:p>
+        </w:tc>
+      </w:tr>
+      <w:tr>
+        <w:tc>
+          <w:tcPr>
+            <w:tcW w:type="dxa" w:w="2736"/>
+          </w:tcPr>
+          <w:p>
+            <w:r/>
+            <w:r>
+              <w:rPr>
+                <w:sz w:val="17"/>
+              </w:rPr>
+              <w:t>Gerçek robot octomap kaplaması</w:t>
+            </w:r>
+          </w:p>
+        </w:tc>
+        <w:tc>
+          <w:tcPr>
+            <w:tcW w:type="dxa" w:w="5760"/>
+          </w:tcPr>
+          <w:p>
+            <w:r/>
+            <w:r>
+              <w:rPr>
+                <w:sz w:val="17"/>
+              </w:rPr>
+              <w:t>22915 / 28221 voksel (%81.20)</w:t>
+            </w:r>
+          </w:p>
+        </w:tc>
+      </w:tr>
+      <w:tr>
+        <w:tc>
+          <w:tcPr>
+            <w:tcW w:type="dxa" w:w="2736"/>
+          </w:tcPr>
+          <w:p>
+            <w:r/>
+            <w:r>
+              <w:rPr>
+                <w:sz w:val="17"/>
+              </w:rPr>
+              <w:t>Simülasyon octomap kaplaması</w:t>
+            </w:r>
+          </w:p>
+        </w:tc>
+        <w:tc>
+          <w:tcPr>
+            <w:tcW w:type="dxa" w:w="5760"/>
+          </w:tcPr>
+          <w:p>
+            <w:r/>
+            <w:r>
+              <w:rPr>
+                <w:sz w:val="17"/>
+              </w:rPr>
+              <w:t>24129 / 28221 voksel (%85.50)</w:t>
             </w:r>
           </w:p>
         </w:tc>
@@ -3936,7 +3996,7 @@
               <w:rPr>
                 <w:sz w:val="17"/>
               </w:rPr>
-              <w:t>15842</w:t>
+              <w:t>28221</w:t>
             </w:r>
           </w:p>
         </w:tc>
@@ -3950,7 +4010,7 @@
               <w:rPr>
                 <w:sz w:val="17"/>
               </w:rPr>
-              <w:t>15842</w:t>
+              <w:t>28221</w:t>
             </w:r>
           </w:p>
         </w:tc>
@@ -3980,7 +4040,7 @@
               <w:rPr>
                 <w:sz w:val="17"/>
               </w:rPr>
-              <w:t>12881</w:t>
+              <w:t>22915</w:t>
             </w:r>
           </w:p>
         </w:tc>
@@ -3994,7 +4054,7 @@
               <w:rPr>
                 <w:sz w:val="17"/>
               </w:rPr>
-              <w:t>14618</w:t>
+              <w:t>24129</w:t>
             </w:r>
           </w:p>
         </w:tc>
@@ -4024,7 +4084,7 @@
               <w:rPr>
                 <w:sz w:val="17"/>
               </w:rPr>
-              <w:t>%81.3</w:t>
+              <w:t>%81.20</w:t>
             </w:r>
           </w:p>
         </w:tc>
@@ -4038,7 +4098,7 @@
               <w:rPr>
                 <w:sz w:val="17"/>
               </w:rPr>
-              <w:t>%92.3</w:t>
+              <w:t>%85.50</w:t>
             </w:r>
           </w:p>
         </w:tc>
@@ -4052,7 +4112,7 @@
       <w:r>
         <w:drawing>
           <wp:inline xmlns:a="http://schemas.openxmlformats.org/drawingml/2006/main" xmlns:pic="http://schemas.openxmlformats.org/drawingml/2006/picture">
-            <wp:extent cx="5394960" cy="5382918"/>
+            <wp:extent cx="5394960" cy="5331350"/>
             <wp:docPr id="4" name="Picture 4"/>
             <wp:cNvGraphicFramePr>
               <a:graphicFrameLocks noChangeAspect="1"/>
@@ -4073,7 +4133,7 @@
                   <pic:spPr>
                     <a:xfrm>
                       <a:off x="0" y="0"/>
-                      <a:ext cx="5394960" cy="5382918"/>
+                      <a:ext cx="5394960" cy="5331350"/>
                     </a:xfrm>
                     <a:prstGeom prst="rect"/>
                   </pic:spPr>
@@ -4094,7 +4154,7 @@
           <w:color w:val="555555"/>
           <w:sz w:val="17"/>
         </w:rPr>
-        <w:t>Şekil 4: Kaplanan (yeşil) ve kaplanamayan (kırmızı) şasi vokselleri.</w:t>
+        <w:t>Şekil 4: Occupancy .ot dosyasının kendisi — renkli: dolu (kaplanan) vokseller, parça renkleriyle; açık gri: kaplanmayan şasi vokselleri.</w:t>
       </w:r>
     </w:p>
     <w:p>
@@ -4151,7 +4211,7 @@
     </w:p>
     <w:p>
       <w:r>
-        <w:t>Planlayıcının kendi kaplama tahmini (%59.6) bu sayılarla karşılaştırılmamalıdır: o, katı bir sensör modeli altında görülebilir mesh örnek noktalarının kesridir; octomap ise gerçekte isabet alan voksellerin oranıdır.</w:t>
+        <w:t>Planlayıcı kaplaması bu sayılarla karşılaştırılmamalıdır: o, katı bir sensör modeli altında görülebilir mesh örnek noktalarının kesridir; octomap ise gerçekte en az bir sensör noktası düşen şasi voksellerinin oranıdır. Plan dosyasındaki değer 2546 / 4270 hedef noktadır (%59.625) ve plan üretildiği andaki kümeye aittir; gerçekte koşan 26 bakış-noktası için aynı modelle yeniden hesap %54.631 verir.</w:t>
       </w:r>
     </w:p>
     <w:p>
@@ -4199,7 +4259,7 @@
         <w:pStyle w:val="ListBullet"/>
       </w:pPr>
       <w:r>
-        <w:t>Plan dosyası elle düzenlenebilir ve düzenleme manual_edits altında kaydedilir; ancak düzenlemeden sonra coverage_achieved yaklaşık hale gelir.</w:t>
+        <w:t>Plan dosyası elle düzenlenebilir ve düzenleme manual_edits altında kaydedilir; ancak coverage_achieved plan üretildiği andaki kümeye ait kalır. Koşan kümenin planlayıcı kaplaması docs/planlayici_kaplama.py ile yeniden hesaplanır.</w:t>
       </w:r>
     </w:p>
     <w:p>
